--- a/site/documents/templates/cpcf-letter-of-inquiry-template.docx
+++ b/site/documents/templates/cpcf-letter-of-inquiry-template.docx
@@ -150,7 +150,7 @@
               <w:rPr>
                 <w:sz w:val="19"/>
               </w:rPr>
-              <w:t>January 15, 2027, 5:00 p.m. MST</w:t>
+              <w:t>January 15, 2027, 6:00 p.m. MST</w:t>
             </w:r>
           </w:p>
         </w:tc>
@@ -203,7 +203,7 @@
               <w:rPr>
                 <w:sz w:val="19"/>
               </w:rPr>
-              <w:t>December 4, 2026, 5:00 p.m. MST</w:t>
+              <w:t>December 4, 2026, 6:00 p.m. MST</w:t>
             </w:r>
           </w:p>
         </w:tc>
@@ -256,7 +256,7 @@
               <w:rPr>
                 <w:sz w:val="19"/>
               </w:rPr>
-              <w:t>November 13, 2026, 5:00 p.m. MST</w:t>
+              <w:t>November 13, 2026, 6:00 p.m. MST</w:t>
             </w:r>
           </w:p>
         </w:tc>

--- a/site/documents/templates/cpcf-letter-of-inquiry-template.docx
+++ b/site/documents/templates/cpcf-letter-of-inquiry-template.docx
@@ -203,7 +203,7 @@
               <w:rPr>
                 <w:sz w:val="19"/>
               </w:rPr>
-              <w:t>December 4, 2026, 5:00 p.m. MST</w:t>
+              <w:t>December 18, 2026, 5:00 p.m. MST</w:t>
             </w:r>
           </w:p>
         </w:tc>
